--- a/documents/RI_advanced_2025.docx
+++ b/documents/RI_advanced_2025.docx
@@ -3080,7 +3080,7 @@
           <w:noProof/>
         </w:rPr>
         <w:drawing>
-          <wp:anchor distT="0" distB="0" distL="114300" distR="114300" simplePos="0" relativeHeight="251681792" behindDoc="0" locked="0" layoutInCell="1" allowOverlap="1" wp14:anchorId="56ED9766" wp14:editId="1F9FB5AC">
+          <wp:anchor distT="0" distB="0" distL="114300" distR="114300" simplePos="0" relativeHeight="251681792" behindDoc="0" locked="0" layoutInCell="1" allowOverlap="1" wp14:anchorId="56ED9766" wp14:editId="687A1BB9">
             <wp:simplePos x="0" y="0"/>
             <wp:positionH relativeFrom="column">
               <wp:posOffset>3235629</wp:posOffset>
@@ -3231,8 +3231,8 @@
         <w:pStyle w:val="Heading2"/>
       </w:pPr>
       <w:bookmarkStart w:id="7" w:name="_Toc115092072"/>
-      <w:bookmarkStart w:id="8" w:name="_Hlk51665886"/>
-      <w:bookmarkStart w:id="9" w:name="_Toc214883846"/>
+      <w:bookmarkStart w:id="8" w:name="_Toc214883846"/>
+      <w:bookmarkStart w:id="9" w:name="_Hlk51665886"/>
       <w:bookmarkEnd w:id="0"/>
       <w:r>
         <w:rPr>
@@ -3307,7 +3307,7 @@
         <w:t>Grid Cross Plot with formations</w:t>
       </w:r>
       <w:bookmarkEnd w:id="7"/>
-      <w:bookmarkEnd w:id="9"/>
+      <w:bookmarkEnd w:id="8"/>
     </w:p>
     <w:p>
       <w:pPr>
@@ -4588,7 +4588,7 @@
       </w:r>
     </w:p>
     <w:p/>
-    <w:bookmarkEnd w:id="8"/>
+    <w:bookmarkEnd w:id="9"/>
     <w:p/>
     <w:p>
       <w:pPr>
@@ -5826,13 +5826,13 @@
       <w:pPr>
         <w:pStyle w:val="Heading2"/>
       </w:pPr>
-      <w:bookmarkStart w:id="16" w:name="_Toc115092076"/>
-      <w:bookmarkStart w:id="17" w:name="_Toc214883850"/>
+      <w:bookmarkStart w:id="16" w:name="_Toc214883850"/>
+      <w:bookmarkStart w:id="17" w:name="_Toc115092076"/>
       <w:r>
         <w:lastRenderedPageBreak/>
         <w:t>Grid Property Calculator</w:t>
       </w:r>
-      <w:bookmarkEnd w:id="17"/>
+      <w:bookmarkEnd w:id="16"/>
     </w:p>
     <w:p>
       <w:pPr>
@@ -6542,7 +6542,7 @@
         <w:lastRenderedPageBreak/>
         <w:t>Well Log Extraction</w:t>
       </w:r>
-      <w:bookmarkEnd w:id="16"/>
+      <w:bookmarkEnd w:id="17"/>
       <w:bookmarkEnd w:id="18"/>
     </w:p>
     <w:p>
@@ -7720,7 +7720,7 @@
           <w:noProof/>
         </w:rPr>
         <w:drawing>
-          <wp:anchor distT="0" distB="0" distL="114300" distR="114300" simplePos="0" relativeHeight="251718656" behindDoc="0" locked="0" layoutInCell="1" allowOverlap="1" wp14:anchorId="484E5C62" wp14:editId="357D367A">
+          <wp:anchor distT="0" distB="0" distL="114300" distR="114300" simplePos="0" relativeHeight="251718656" behindDoc="0" locked="0" layoutInCell="1" allowOverlap="1" wp14:anchorId="484E5C62" wp14:editId="4A278084">
             <wp:simplePos x="0" y="0"/>
             <wp:positionH relativeFrom="column">
               <wp:posOffset>1542314</wp:posOffset>
@@ -8864,7 +8864,7 @@
           <w:noProof/>
         </w:rPr>
         <w:drawing>
-          <wp:anchor distT="0" distB="0" distL="114300" distR="114300" simplePos="0" relativeHeight="251709440" behindDoc="0" locked="0" layoutInCell="1" allowOverlap="1" wp14:anchorId="7CDBE8BC" wp14:editId="4FB0320F">
+          <wp:anchor distT="0" distB="0" distL="114300" distR="114300" simplePos="0" relativeHeight="251709440" behindDoc="0" locked="0" layoutInCell="1" allowOverlap="1" wp14:anchorId="7CDBE8BC" wp14:editId="040836B5">
             <wp:simplePos x="0" y="0"/>
             <wp:positionH relativeFrom="column">
               <wp:posOffset>5494866</wp:posOffset>
@@ -10402,7 +10402,7 @@
           <w:noProof/>
         </w:rPr>
         <w:drawing>
-          <wp:anchor distT="0" distB="0" distL="114300" distR="114300" simplePos="0" relativeHeight="251710464" behindDoc="0" locked="0" layoutInCell="1" allowOverlap="1" wp14:anchorId="52EE8827" wp14:editId="108B6BB8">
+          <wp:anchor distT="0" distB="0" distL="114300" distR="114300" simplePos="0" relativeHeight="251710464" behindDoc="0" locked="0" layoutInCell="1" allowOverlap="1" wp14:anchorId="52EE8827" wp14:editId="74EB5AD3">
             <wp:simplePos x="0" y="0"/>
             <wp:positionH relativeFrom="column">
               <wp:posOffset>1887271</wp:posOffset>
@@ -10701,13 +10701,13 @@
       <w:pPr>
         <w:pStyle w:val="Heading2"/>
       </w:pPr>
-      <w:bookmarkStart w:id="37" w:name="_Toc115092086"/>
-      <w:bookmarkStart w:id="38" w:name="_Toc214883861"/>
+      <w:bookmarkStart w:id="37" w:name="_Toc214883861"/>
+      <w:bookmarkStart w:id="38" w:name="_Toc115092086"/>
       <w:r>
         <w:lastRenderedPageBreak/>
         <w:t>Seismic Data</w:t>
       </w:r>
-      <w:bookmarkEnd w:id="38"/>
+      <w:bookmarkEnd w:id="37"/>
     </w:p>
     <w:p>
       <w:pPr>
@@ -11058,7 +11058,7 @@
           <w:noProof/>
         </w:rPr>
         <w:drawing>
-          <wp:anchor distT="0" distB="0" distL="114300" distR="114300" simplePos="0" relativeHeight="251736064" behindDoc="0" locked="0" layoutInCell="1" allowOverlap="1" wp14:anchorId="18B0182D" wp14:editId="5EA58FD3">
+          <wp:anchor distT="0" distB="0" distL="114300" distR="114300" simplePos="0" relativeHeight="251736064" behindDoc="0" locked="0" layoutInCell="1" allowOverlap="1" wp14:anchorId="18B0182D" wp14:editId="0556FB17">
             <wp:simplePos x="0" y="0"/>
             <wp:positionH relativeFrom="column">
               <wp:posOffset>427512</wp:posOffset>
@@ -11443,7 +11443,7 @@
         <w:lastRenderedPageBreak/>
         <w:t>Correlation analysis</w:t>
       </w:r>
-      <w:bookmarkEnd w:id="37"/>
+      <w:bookmarkEnd w:id="38"/>
       <w:bookmarkEnd w:id="40"/>
     </w:p>
     <w:p>
@@ -11881,15 +11881,15 @@
       <w:pPr>
         <w:pStyle w:val="Heading2"/>
       </w:pPr>
-      <w:bookmarkStart w:id="41" w:name="_Toc115092088"/>
-      <w:bookmarkStart w:id="42" w:name="_Toc190938419"/>
-      <w:bookmarkStart w:id="43" w:name="_Toc214883864"/>
+      <w:bookmarkStart w:id="41" w:name="_Toc190938419"/>
+      <w:bookmarkStart w:id="42" w:name="_Toc214883864"/>
+      <w:bookmarkStart w:id="43" w:name="_Toc115092088"/>
       <w:r>
         <w:lastRenderedPageBreak/>
         <w:t>Analysis Plot</w:t>
       </w:r>
+      <w:bookmarkEnd w:id="41"/>
       <w:bookmarkEnd w:id="42"/>
-      <w:bookmarkEnd w:id="43"/>
     </w:p>
     <w:p>
       <w:pPr>
@@ -12332,7 +12332,7 @@
           <w:noProof/>
         </w:rPr>
         <w:drawing>
-          <wp:anchor distT="0" distB="0" distL="114300" distR="114300" simplePos="0" relativeHeight="251739136" behindDoc="0" locked="0" layoutInCell="1" allowOverlap="1" wp14:anchorId="3B41BA0D" wp14:editId="75695AB2">
+          <wp:anchor distT="0" distB="0" distL="114300" distR="114300" simplePos="0" relativeHeight="251739136" behindDoc="0" locked="0" layoutInCell="1" allowOverlap="1" wp14:anchorId="3B41BA0D" wp14:editId="27AF2624">
             <wp:simplePos x="0" y="0"/>
             <wp:positionH relativeFrom="margin">
               <wp:posOffset>3072333</wp:posOffset>
@@ -12415,7 +12415,7 @@
         <w:lastRenderedPageBreak/>
         <w:t>Python scripting</w:t>
       </w:r>
-      <w:bookmarkEnd w:id="41"/>
+      <w:bookmarkEnd w:id="43"/>
       <w:bookmarkEnd w:id="44"/>
     </w:p>
     <w:p>
